--- a/Результаты/Лабораторная_11_Однофазные_инверторы_ШИМ.docx
+++ b/Результаты/Лабораторная_11_Однофазные_инверторы_ШИМ.docx
@@ -39,7 +39,61 @@
         <w:pStyle w:val="Heading2"/>
       </w:pPr>
       <w:r>
-        <w:t>Инструменты</w:t>
+        <w:t>Теория и расчёт (до симуляции)</w:t>
+      </w:r>
+    </w:p>
+    <w:p>
+      <w:r>
+        <w:t xml:space="preserve">В линейной зоне (мост): </w:t>
+      </w:r>
+      <w:r>
+        <w:rPr>
+          <w:rFonts w:ascii="Consolas" w:hAnsi="Consolas"/>
+          <w:color w:val="C03030"/>
+          <w:sz w:val="20"/>
+        </w:rPr>
+        <w:t>U₁m = m_a·U_dc</w:t>
+      </w:r>
+      <w:r>
+        <w:t>.</w:t>
+      </w:r>
+    </w:p>
+    <w:p>
+      <w:r>
+        <w:t xml:space="preserve">Дано: </w:t>
+      </w:r>
+      <w:r>
+        <w:rPr>
+          <w:rFonts w:ascii="Consolas" w:hAnsi="Consolas"/>
+          <w:color w:val="C03030"/>
+          <w:sz w:val="20"/>
+        </w:rPr>
+        <w:t>U_dc = 320 В</w:t>
+      </w:r>
+      <w:r>
+        <w:t xml:space="preserve">, </w:t>
+      </w:r>
+      <w:r>
+        <w:rPr>
+          <w:rFonts w:ascii="Consolas" w:hAnsi="Consolas"/>
+          <w:color w:val="C03030"/>
+          <w:sz w:val="20"/>
+        </w:rPr>
+        <w:t>f₁ = 50 Гц</w:t>
+      </w:r>
+      <w:r>
+        <w:t xml:space="preserve">, несущая </w:t>
+      </w:r>
+      <w:r>
+        <w:rPr>
+          <w:rFonts w:ascii="Consolas" w:hAnsi="Consolas"/>
+          <w:color w:val="C03030"/>
+          <w:sz w:val="20"/>
+        </w:rPr>
+        <w:t>f_нес = 50·21 = 1050 Гц</w:t>
+      </w:r>
+      <w:r>
+        <w:t xml:space="preserve"> (m_f = 21).</w:t>
       </w:r>
     </w:p>
     <w:p>
@@ -47,7 +101,203 @@
         <w:pStyle w:val="ListBullet"/>
       </w:pPr>
       <w:r>
-        <w:t>MATLAB/Simulink (PWM Generator, FFT в Powergui) — предпочтительно.</w:t>
+        <w:rPr>
+          <w:rFonts w:ascii="Consolas" w:hAnsi="Consolas"/>
+          <w:color w:val="C03030"/>
+          <w:sz w:val="20"/>
+        </w:rPr>
+        <w:t>m_a = 0.8</w:t>
+      </w:r>
+      <w:r>
+        <w:t xml:space="preserve"> → </w:t>
+      </w:r>
+      <w:r>
+        <w:rPr>
+          <w:rFonts w:ascii="Consolas" w:hAnsi="Consolas"/>
+          <w:color w:val="C03030"/>
+          <w:sz w:val="20"/>
+        </w:rPr>
+        <w:t>U₁m = 0.8·320 = 256 В</w:t>
+      </w:r>
+      <w:r>
+        <w:t xml:space="preserve">, </w:t>
+      </w:r>
+      <w:r>
+        <w:rPr>
+          <w:rFonts w:ascii="Consolas" w:hAnsi="Consolas"/>
+          <w:color w:val="C03030"/>
+          <w:sz w:val="20"/>
+        </w:rPr>
+        <w:t>U₁(rms) ≈ 181 В</w:t>
+      </w:r>
+      <w:r>
+        <w:t>.</w:t>
+      </w:r>
+    </w:p>
+    <w:p>
+      <w:r>
+        <w:t>────────────────────────────────────────</w:t>
+      </w:r>
+    </w:p>
+    <w:p>
+      <w:pPr>
+        <w:pStyle w:val="Heading2"/>
+      </w:pPr>
+      <w:r>
+        <w:t>Часть A. Схема (Simulink)</w:t>
+      </w:r>
+    </w:p>
+    <w:p>
+      <w:pPr>
+        <w:pStyle w:val="Heading3"/>
+      </w:pPr>
+      <w:r>
+        <w:t>A1. Силовая часть</w:t>
+      </w:r>
+    </w:p>
+    <w:p>
+      <w:pPr>
+        <w:pStyle w:val="ListNumber"/>
+      </w:pPr>
+      <w:r>
+        <w:rPr>
+          <w:rFonts w:ascii="Consolas" w:hAnsi="Consolas"/>
+          <w:color w:val="C03030"/>
+          <w:sz w:val="20"/>
+        </w:rPr>
+        <w:t>DC Voltage Source = 320 В</w:t>
+      </w:r>
+      <w:r>
+        <w:t>.</w:t>
+      </w:r>
+    </w:p>
+    <w:p>
+      <w:pPr>
+        <w:pStyle w:val="ListNumber"/>
+      </w:pPr>
+      <w:r>
+        <w:rPr>
+          <w:rFonts w:ascii="Consolas" w:hAnsi="Consolas"/>
+          <w:color w:val="C03030"/>
+          <w:sz w:val="20"/>
+        </w:rPr>
+        <w:t>Universal Bridge</w:t>
+      </w:r>
+      <w:r>
+        <w:t xml:space="preserve">: arms = 2, device = </w:t>
+      </w:r>
+      <w:r>
+        <w:rPr>
+          <w:rFonts w:ascii="Consolas" w:hAnsi="Consolas"/>
+          <w:color w:val="C03030"/>
+          <w:sz w:val="20"/>
+        </w:rPr>
+        <w:t>IGBT/Diodes</w:t>
+      </w:r>
+      <w:r>
+        <w:t xml:space="preserve"> (H-мост, 4 ключа).</w:t>
+      </w:r>
+    </w:p>
+    <w:p>
+      <w:pPr>
+        <w:pStyle w:val="ListNumber"/>
+      </w:pPr>
+      <w:r>
+        <w:t xml:space="preserve">Нагрузка: </w:t>
+      </w:r>
+      <w:r>
+        <w:rPr>
+          <w:rFonts w:ascii="Consolas" w:hAnsi="Consolas"/>
+          <w:color w:val="C03030"/>
+          <w:sz w:val="20"/>
+        </w:rPr>
+        <w:t>R = 20 Ом</w:t>
+      </w:r>
+      <w:r>
+        <w:t xml:space="preserve"> + </w:t>
+      </w:r>
+      <w:r>
+        <w:rPr>
+          <w:rFonts w:ascii="Consolas" w:hAnsi="Consolas"/>
+          <w:color w:val="C03030"/>
+          <w:sz w:val="20"/>
+        </w:rPr>
+        <w:t>L = 20 мГн</w:t>
+      </w:r>
+      <w:r>
+        <w:t xml:space="preserve"> (RL).</w:t>
+      </w:r>
+    </w:p>
+    <w:p>
+      <w:pPr>
+        <w:pStyle w:val="Heading3"/>
+      </w:pPr>
+      <w:r>
+        <w:t>A2. SPWM-генератор</w:t>
+      </w:r>
+    </w:p>
+    <w:p>
+      <w:pPr>
+        <w:pStyle w:val="ListNumber"/>
+      </w:pPr>
+      <w:r>
+        <w:rPr>
+          <w:rFonts w:ascii="Consolas" w:hAnsi="Consolas"/>
+          <w:color w:val="C03030"/>
+          <w:sz w:val="20"/>
+        </w:rPr>
+        <w:t>Sine Wave</w:t>
+      </w:r>
+      <w:r>
+        <w:t>: amplitude = m_a, freq = 2π·50 рад/с.</w:t>
+      </w:r>
+    </w:p>
+    <w:p>
+      <w:pPr>
+        <w:pStyle w:val="ListNumber"/>
+      </w:pPr>
+      <w:r>
+        <w:rPr>
+          <w:rFonts w:ascii="Consolas" w:hAnsi="Consolas"/>
+          <w:color w:val="C03030"/>
+          <w:sz w:val="20"/>
+        </w:rPr>
+        <w:t>Repeating Sequence</w:t>
+      </w:r>
+      <w:r>
+        <w:t xml:space="preserve"> (треугольник) amplitude ±1, freq = 1050 Гц — несущая.</w:t>
+      </w:r>
+    </w:p>
+    <w:p>
+      <w:pPr>
+        <w:pStyle w:val="ListNumber"/>
+      </w:pPr>
+      <w:r>
+        <w:rPr>
+          <w:rFonts w:ascii="Consolas" w:hAnsi="Consolas"/>
+          <w:color w:val="C03030"/>
+          <w:sz w:val="20"/>
+        </w:rPr>
+        <w:t>Relational Operator</w:t>
+      </w:r>
+      <w:r>
+        <w:t xml:space="preserve"> (&gt;=) сравнивает синус с несущей → сигналы на ключи (с инверсией для второй диагонали).</w:t>
+      </w:r>
+    </w:p>
+    <w:p>
+      <w:pPr>
+        <w:pStyle w:val="ListNumber"/>
+      </w:pPr>
+      <w:r>
+        <w:t>Для униполярной модуляции — второй компаратор с инвертированным синусом.</w:t>
+      </w:r>
+    </w:p>
+    <w:p>
+      <w:pPr>
+        <w:pStyle w:val="Heading3"/>
+      </w:pPr>
+      <w:r>
+        <w:t>A3. Решатель</w:t>
       </w:r>
     </w:p>
     <w:p>
@@ -55,7 +305,42 @@
         <w:pStyle w:val="ListBullet"/>
       </w:pPr>
       <w:r>
-        <w:t>LTspice.</w:t>
+        <w:rPr>
+          <w:rFonts w:ascii="Consolas" w:hAnsi="Consolas"/>
+          <w:color w:val="C03030"/>
+          <w:sz w:val="20"/>
+        </w:rPr>
+        <w:t>ode23tb</w:t>
+      </w:r>
+      <w:r>
+        <w:t xml:space="preserve">, Max step </w:t>
+      </w:r>
+      <w:r>
+        <w:rPr>
+          <w:rFonts w:ascii="Consolas" w:hAnsi="Consolas"/>
+          <w:color w:val="C03030"/>
+          <w:sz w:val="20"/>
+        </w:rPr>
+        <w:t>1e-6</w:t>
+      </w:r>
+      <w:r>
+        <w:t xml:space="preserve">, Stop time </w:t>
+      </w:r>
+      <w:r>
+        <w:rPr>
+          <w:rFonts w:ascii="Consolas" w:hAnsi="Consolas"/>
+          <w:color w:val="C03030"/>
+          <w:sz w:val="20"/>
+        </w:rPr>
+        <w:t>0.1</w:t>
+      </w:r>
+      <w:r>
+        <w:t>.</w:t>
+      </w:r>
+    </w:p>
+    <w:p>
+      <w:r>
+        <w:t>────────────────────────────────────────</w:t>
       </w:r>
     </w:p>
     <w:p>
@@ -63,7 +348,15 @@
         <w:pStyle w:val="Heading2"/>
       </w:pPr>
       <w:r>
-        <w:t>Задание</w:t>
+        <w:t>Часть B. Измерения</w:t>
+      </w:r>
+    </w:p>
+    <w:p>
+      <w:pPr>
+        <w:pStyle w:val="Heading3"/>
+      </w:pPr>
+      <w:r>
+        <w:t>B1. Спектр до фильтра</w:t>
       </w:r>
     </w:p>
     <w:p>
@@ -71,7 +364,18 @@
         <w:pStyle w:val="ListNumber"/>
       </w:pPr>
       <w:r>
-        <w:t>Соберите H-мост (4 ключа) с источником U_dc, R- или RL-нагрузкой.</w:t>
+        <w:t xml:space="preserve">Снимите </w:t>
+      </w:r>
+      <w:r>
+        <w:rPr>
+          <w:rFonts w:ascii="Consolas" w:hAnsi="Consolas"/>
+          <w:color w:val="C03030"/>
+          <w:sz w:val="20"/>
+        </w:rPr>
+        <w:t>U_вых(t)</w:t>
+      </w:r>
+      <w:r>
+        <w:t xml:space="preserve"> (до фильтра) — ШИМ-импульсы.</w:t>
       </w:r>
     </w:p>
     <w:p>
@@ -79,7 +383,37 @@
         <w:pStyle w:val="ListNumber"/>
       </w:pPr>
       <w:r>
-        <w:t>Реализуйте SPWM: синусоида-задание 50 Гц + треугольная несущая. Используйте m_f = 21.</w:t>
+        <w:rPr>
+          <w:rFonts w:ascii="Consolas" w:hAnsi="Consolas"/>
+          <w:color w:val="C03030"/>
+          <w:sz w:val="20"/>
+        </w:rPr>
+        <w:t>powergui → FFT Analysis</w:t>
+      </w:r>
+      <w:r>
+        <w:t xml:space="preserve">: измерьте </w:t>
+      </w:r>
+      <w:r>
+        <w:rPr>
+          <w:rFonts w:ascii="Consolas" w:hAnsi="Consolas"/>
+          <w:color w:val="C03030"/>
+          <w:sz w:val="20"/>
+        </w:rPr>
+        <w:t>U₁</w:t>
+      </w:r>
+      <w:r>
+        <w:t xml:space="preserve"> (≈181 В RMS при m_a=0.8) и </w:t>
+      </w:r>
+      <w:r>
+        <w:rPr>
+          <w:rFonts w:ascii="Consolas" w:hAnsi="Consolas"/>
+          <w:color w:val="C03030"/>
+          <w:sz w:val="20"/>
+        </w:rPr>
+        <w:t>THD</w:t>
+      </w:r>
+      <w:r>
+        <w:t>.</w:t>
       </w:r>
     </w:p>
     <w:p>
@@ -87,7 +421,72 @@
         <w:pStyle w:val="ListNumber"/>
       </w:pPr>
       <w:r>
-        <w:t>Снимите выходное напряжение (до фильтра), выполните FFT. Измерьте U_1 и THD.</w:t>
+        <w:t>Убедитесь, что гармоники сгруппированы около m_f·f₁ = 1050 Гц.</w:t>
+      </w:r>
+    </w:p>
+    <w:p>
+      <w:pPr>
+        <w:pStyle w:val="Heading3"/>
+      </w:pPr>
+      <w:r>
+        <w:t>B2. Влияние m_a</w:t>
+      </w:r>
+    </w:p>
+    <w:p>
+      <w:r>
+        <w:t xml:space="preserve">Снимите </w:t>
+      </w:r>
+      <w:r>
+        <w:rPr>
+          <w:rFonts w:ascii="Consolas" w:hAnsi="Consolas"/>
+          <w:color w:val="C03030"/>
+          <w:sz w:val="20"/>
+        </w:rPr>
+        <w:t>U₁</w:t>
+      </w:r>
+      <w:r>
+        <w:t xml:space="preserve"> при </w:t>
+      </w:r>
+      <w:r>
+        <w:rPr>
+          <w:rFonts w:ascii="Consolas" w:hAnsi="Consolas"/>
+          <w:color w:val="C03030"/>
+          <w:sz w:val="20"/>
+        </w:rPr>
+        <w:t>m_a = 0.4, 0.8, 1.0, 1.2</w:t>
+      </w:r>
+      <w:r>
+        <w:t xml:space="preserve">. Постройте </w:t>
+      </w:r>
+      <w:r>
+        <w:rPr>
+          <w:rFonts w:ascii="Consolas" w:hAnsi="Consolas"/>
+          <w:color w:val="C03030"/>
+          <w:sz w:val="20"/>
+        </w:rPr>
+        <w:t>U₁(m_a)</w:t>
+      </w:r>
+      <w:r>
+        <w:t xml:space="preserve">, отметьте перемодуляцию при </w:t>
+      </w:r>
+      <w:r>
+        <w:rPr>
+          <w:rFonts w:ascii="Consolas" w:hAnsi="Consolas"/>
+          <w:color w:val="C03030"/>
+          <w:sz w:val="20"/>
+        </w:rPr>
+        <w:t>m_a &gt; 1</w:t>
+      </w:r>
+      <w:r>
+        <w:t xml:space="preserve"> (рост U₁ замедляется, появляются НЧ-гармоники).</w:t>
+      </w:r>
+    </w:p>
+    <w:p>
+      <w:pPr>
+        <w:pStyle w:val="Heading3"/>
+      </w:pPr>
+      <w:r>
+        <w:t>B3. LC-фильтр</w:t>
       </w:r>
     </w:p>
     <w:p>
@@ -95,7 +494,29 @@
         <w:pStyle w:val="ListNumber"/>
       </w:pPr>
       <w:r>
-        <w:t>Изменяйте m_a = 0.4, 0.8, 1.0, 1.2. Постройте зависимость U_1(m_a), отметьте перемодуляцию.</w:t>
+        <w:t xml:space="preserve">Добавьте выходной </w:t>
+      </w:r>
+      <w:r>
+        <w:rPr>
+          <w:rFonts w:ascii="Consolas" w:hAnsi="Consolas"/>
+          <w:color w:val="C03030"/>
+          <w:sz w:val="20"/>
+        </w:rPr>
+        <w:t>L_ф = 2 мГн</w:t>
+      </w:r>
+      <w:r>
+        <w:t xml:space="preserve"> + </w:t>
+      </w:r>
+      <w:r>
+        <w:rPr>
+          <w:rFonts w:ascii="Consolas" w:hAnsi="Consolas"/>
+          <w:color w:val="C03030"/>
+          <w:sz w:val="20"/>
+        </w:rPr>
+        <w:t>C_ф = 10 мкФ</w:t>
+      </w:r>
+      <w:r>
+        <w:t xml:space="preserve"> (f_срез ≈ 1.1 кГц).</w:t>
       </w:r>
     </w:p>
     <w:p>
@@ -103,15 +524,47 @@
         <w:pStyle w:val="ListNumber"/>
       </w:pPr>
       <w:r>
-        <w:t>Добавьте LC-фильтр, снимите выходное напряжение и THD после фильтра.</w:t>
+        <w:t xml:space="preserve">Снимите </w:t>
+      </w:r>
+      <w:r>
+        <w:rPr>
+          <w:rFonts w:ascii="Consolas" w:hAnsi="Consolas"/>
+          <w:color w:val="C03030"/>
+          <w:sz w:val="20"/>
+        </w:rPr>
+        <w:t>U_вых</w:t>
+      </w:r>
+      <w:r>
+        <w:t xml:space="preserve"> после фильтра — синусоида. Измерьте </w:t>
+      </w:r>
+      <w:r>
+        <w:rPr>
+          <w:rFonts w:ascii="Consolas" w:hAnsi="Consolas"/>
+          <w:color w:val="C03030"/>
+          <w:sz w:val="20"/>
+        </w:rPr>
+        <w:t>THD</w:t>
+      </w:r>
+      <w:r>
+        <w:t xml:space="preserve"> (резко падает).</w:t>
       </w:r>
     </w:p>
     <w:p>
       <w:pPr>
-        <w:pStyle w:val="ListNumber"/>
+        <w:pStyle w:val="Heading3"/>
       </w:pPr>
       <w:r>
-        <w:t>Сравните биполярную и униполярную модуляцию.</w:t>
+        <w:t>B4. Униполярная vs биполярная</w:t>
+      </w:r>
+    </w:p>
+    <w:p>
+      <w:r>
+        <w:t>Сравните THD для двух типов модуляции.</w:t>
+      </w:r>
+    </w:p>
+    <w:p>
+      <w:r>
+        <w:t>────────────────────────────────────────</w:t>
       </w:r>
     </w:p>
     <w:p>
@@ -119,32 +572,37 @@
         <w:pStyle w:val="Heading2"/>
       </w:pPr>
       <w:r>
-        <w:t>Расчётная часть</w:t>
+        <w:t>Таблица результатов</w:t>
       </w:r>
     </w:p>
     <w:p>
       <w:r>
-        <w:t>| m_a | U_1 расчёт | U_1 сим. | THD до фильтра | THD после фильтра |</w:t>
+        <w:t>| m_a | U₁ расчёт | U₁ сим. | THD до фильтра | THD после фильтра |</w:t>
       </w:r>
     </w:p>
     <w:p>
       <w:r>
-        <w:t>|-----|------------|----------|----------------|-------------------|</w:t>
+        <w:t>|-----|-----------|---------|----------------|-------------------|</w:t>
       </w:r>
     </w:p>
     <w:p>
       <w:r>
-        <w:t>| 0.4 | | | | |</w:t>
+        <w:t>| 0.4 | 90.5 В | | | |</w:t>
       </w:r>
     </w:p>
     <w:p>
       <w:r>
-        <w:t>| 0.8 | | | | |</w:t>
+        <w:t>| 0.8 | 181 В | | | |</w:t>
       </w:r>
     </w:p>
     <w:p>
       <w:r>
-        <w:t>| 1.0 | | | | |</w:t>
+        <w:t>| 1.0 | 226 В | | | |</w:t>
+      </w:r>
+    </w:p>
+    <w:p>
+      <w:r>
+        <w:t>| 1.2 | (перемод.) | | | |</w:t>
       </w:r>
     </w:p>
     <w:p>
@@ -168,7 +626,18 @@
         <w:pStyle w:val="ListNumber"/>
       </w:pPr>
       <w:r>
-        <w:t>Как m_a влияет на амплитуду основной гармоники в линейной зоне?</w:t>
+        <w:t xml:space="preserve">Как </w:t>
+      </w:r>
+      <w:r>
+        <w:rPr>
+          <w:rFonts w:ascii="Consolas" w:hAnsi="Consolas"/>
+          <w:color w:val="C03030"/>
+          <w:sz w:val="20"/>
+        </w:rPr>
+        <w:t>m_a</w:t>
+      </w:r>
+      <w:r>
+        <w:t xml:space="preserve"> влияет на амплитуду первой гармоники в линейной зоне?</w:t>
       </w:r>
     </w:p>
     <w:p>
@@ -176,7 +645,26 @@
         <w:pStyle w:val="ListNumber"/>
       </w:pPr>
       <w:r>
-        <w:t>Почему перемодуляция увеличивает U_1, но ухудшает спектр?</w:t>
+        <w:t xml:space="preserve">Почему перемодуляция увеличивает </w:t>
+      </w:r>
+      <w:r>
+        <w:rPr>
+          <w:rFonts w:ascii="Consolas" w:hAnsi="Consolas"/>
+          <w:color w:val="C03030"/>
+          <w:sz w:val="20"/>
+        </w:rPr>
+        <w:t>U₁</w:t>
+      </w:r>
+      <w:r>
+        <w:t>, но ухудшает спектр?</w:t>
+      </w:r>
+    </w:p>
+    <w:p>
+      <w:pPr>
+        <w:pStyle w:val="ListNumber"/>
+      </w:pPr>
+      <w:r>
+        <w:t>Чем униполярная модуляция лучше биполярной?</w:t>
       </w:r>
     </w:p>
     <w:p>
@@ -189,7 +677,7 @@
     </w:p>
     <w:p>
       <w:r>
-        <w:t>Цель → схема и схема управления → осциллограммы и спектры → таблица → выводы.</w:t>
+        <w:t>Цель → расчёт → схема и управление → осциллограммы и спектры → таблица → выводы.</w:t>
       </w:r>
     </w:p>
     <w:sectPr>
